--- a/week08-midterm-project-proposal/homework-best-example/第8週_期末專案提案最佳範例.docx
+++ b/week08-midterm-project-proposal/homework-best-example/第8週_期末專案提案最佳範例.docx
@@ -1222,7 +1222,7 @@
         </w:rPr>
         <w:t xml:space="preserve">[1] Suleiman, A. D., Hou, D., Liu, Y., DeWaters, J., Shepherd, D. C., &amp; De Souza, J. G. (2025). Systematic Literature Review on Project-Based Learning in Computing Education. ACM Transactions on Computing Education. </w:t>
       </w:r>
-      <w:hyperlink w:history="1" r:id="rIdkxbcrgkxtez7-a_feqwa_">
+      <w:hyperlink w:history="1" r:id="rId-jgosmt8opwux9dfd73ap">
         <w:r>
           <w:rPr>
             <w:rStyle w:val="Hyperlink"/>
